--- a/Cristoff Stan/React Node TypeScript/Cristoff Stan.docx
+++ b/Cristoff Stan/React Node TypeScript/Cristoff Stan.docx
@@ -135,7 +135,27 @@
                 <w:color w:val="FFFFFF"/>
               </w:rPr>
               <w:br/>
-              <w:t>LinkedIn: https://www.linkedin.com/in/cristoff-stan-b53490362/ | Phone Number: +372 58619311</w:t>
+              <w:t>LinkedIn: https://www.linkedin.com/in/cristoff-stan-</w:t>
+            </w:r>
+            <w:r>
+              <w:rPr>
+                <w:rFonts w:asciiTheme="majorBidi" w:hAnsiTheme="majorBidi" w:cstheme="majorBidi"/>
+                <w:b/>
+                <w:bCs/>
+                <w:color w:val="FFFFFF"/>
+              </w:rPr>
+              <w:t>330682401</w:t>
+            </w:r>
+            <w:bookmarkStart w:id="0" w:name="_GoBack"/>
+            <w:bookmarkEnd w:id="0"/>
+            <w:r>
+              <w:rPr>
+                <w:rFonts w:asciiTheme="majorBidi" w:hAnsiTheme="majorBidi" w:cstheme="majorBidi"/>
+                <w:b/>
+                <w:bCs/>
+                <w:color w:val="FFFFFF"/>
+              </w:rPr>
+              <w:t xml:space="preserve"> | Phone Number: +372 58619311</w:t>
             </w:r>
           </w:p>
         </w:tc>
@@ -234,25 +254,7 @@
           <w:sz w:val="24"/>
           <w:szCs w:val="24"/>
         </w:rPr>
-        <w:t xml:space="preserve"> and enterprise-grade solutions, integrating </w:t>
-      </w:r>
-      <w:proofErr w:type="spellStart"/>
-      <w:r>
-        <w:rPr>
-          <w:rFonts w:asciiTheme="majorBidi" w:hAnsiTheme="majorBidi" w:cstheme="majorBidi"/>
-          <w:sz w:val="24"/>
-          <w:szCs w:val="24"/>
-        </w:rPr>
-        <w:t>DevOps</w:t>
-      </w:r>
-      <w:proofErr w:type="spellEnd"/>
-      <w:r>
-        <w:rPr>
-          <w:rFonts w:asciiTheme="majorBidi" w:hAnsiTheme="majorBidi" w:cstheme="majorBidi"/>
-          <w:sz w:val="24"/>
-          <w:szCs w:val="24"/>
-        </w:rPr>
-        <w:t xml:space="preserve"> pipelines, and deploying </w:t>
+        <w:t xml:space="preserve"> and enterprise-grade solutions, integrating DevOps pipelines, and deploying </w:t>
       </w:r>
       <w:proofErr w:type="spellStart"/>
       <w:r>
@@ -313,8 +315,6 @@
         </w:rPr>
         <w:t>TECHNICAL SKILLS</w:t>
       </w:r>
-      <w:bookmarkStart w:id="0" w:name="_GoBack"/>
-      <w:bookmarkEnd w:id="0"/>
     </w:p>
     <w:p>
       <w:pPr>
@@ -370,27 +370,7 @@
           <w:szCs w:val="24"/>
           <w:lang w:eastAsia="en-US"/>
         </w:rPr>
-        <w:t xml:space="preserve">, Node.js, React, </w:t>
-      </w:r>
-      <w:proofErr w:type="spellStart"/>
-      <w:r>
-        <w:rPr>
-          <w:rFonts w:ascii="Times New Roman" w:eastAsia="Times New Roman" w:hAnsi="Times New Roman" w:cs="Times New Roman"/>
-          <w:sz w:val="24"/>
-          <w:szCs w:val="24"/>
-          <w:lang w:eastAsia="en-US"/>
-        </w:rPr>
-        <w:t>Redux</w:t>
-      </w:r>
-      <w:proofErr w:type="spellEnd"/>
-      <w:r>
-        <w:rPr>
-          <w:rFonts w:ascii="Times New Roman" w:eastAsia="Times New Roman" w:hAnsi="Times New Roman" w:cs="Times New Roman"/>
-          <w:sz w:val="24"/>
-          <w:szCs w:val="24"/>
-          <w:lang w:eastAsia="en-US"/>
-        </w:rPr>
-        <w:t>, Express.js, HTML5, CSS3, SASS</w:t>
+        <w:t>, Node.js, React, Redux, Express.js, HTML5, CSS3, SASS</w:t>
       </w:r>
     </w:p>
     <w:p>
@@ -535,7 +515,7 @@
           <w:szCs w:val="24"/>
           <w:lang w:eastAsia="en-US"/>
         </w:rPr>
-        <w:t xml:space="preserve">), </w:t>
+        <w:t xml:space="preserve">), Docker, </w:t>
       </w:r>
       <w:proofErr w:type="spellStart"/>
       <w:r>
@@ -545,7 +525,7 @@
           <w:szCs w:val="24"/>
           <w:lang w:eastAsia="en-US"/>
         </w:rPr>
-        <w:t>Docker</w:t>
+        <w:t>Git</w:t>
       </w:r>
       <w:proofErr w:type="spellEnd"/>
       <w:r>
@@ -555,47 +535,7 @@
           <w:szCs w:val="24"/>
           <w:lang w:eastAsia="en-US"/>
         </w:rPr>
-        <w:t xml:space="preserve">, </w:t>
-      </w:r>
-      <w:proofErr w:type="spellStart"/>
-      <w:r>
-        <w:rPr>
-          <w:rFonts w:ascii="Times New Roman" w:eastAsia="Times New Roman" w:hAnsi="Times New Roman" w:cs="Times New Roman"/>
-          <w:sz w:val="24"/>
-          <w:szCs w:val="24"/>
-          <w:lang w:eastAsia="en-US"/>
-        </w:rPr>
-        <w:t>Git</w:t>
-      </w:r>
-      <w:proofErr w:type="spellEnd"/>
-      <w:r>
-        <w:rPr>
-          <w:rFonts w:ascii="Times New Roman" w:eastAsia="Times New Roman" w:hAnsi="Times New Roman" w:cs="Times New Roman"/>
-          <w:sz w:val="24"/>
-          <w:szCs w:val="24"/>
-          <w:lang w:eastAsia="en-US"/>
-        </w:rPr>
-        <w:t xml:space="preserve">, </w:t>
-      </w:r>
-      <w:proofErr w:type="spellStart"/>
-      <w:r>
-        <w:rPr>
-          <w:rFonts w:ascii="Times New Roman" w:eastAsia="Times New Roman" w:hAnsi="Times New Roman" w:cs="Times New Roman"/>
-          <w:sz w:val="24"/>
-          <w:szCs w:val="24"/>
-          <w:lang w:eastAsia="en-US"/>
-        </w:rPr>
-        <w:t>GitHub</w:t>
-      </w:r>
-      <w:proofErr w:type="spellEnd"/>
-      <w:r>
-        <w:rPr>
-          <w:rFonts w:ascii="Times New Roman" w:eastAsia="Times New Roman" w:hAnsi="Times New Roman" w:cs="Times New Roman"/>
-          <w:sz w:val="24"/>
-          <w:szCs w:val="24"/>
-          <w:lang w:eastAsia="en-US"/>
-        </w:rPr>
-        <w:t xml:space="preserve"> Actions, </w:t>
+        <w:t xml:space="preserve">, GitHub Actions, </w:t>
       </w:r>
       <w:proofErr w:type="spellStart"/>
       <w:r>
@@ -700,47 +640,7 @@
           <w:szCs w:val="24"/>
           <w:lang w:eastAsia="en-US"/>
         </w:rPr>
-        <w:t xml:space="preserve">: </w:t>
-      </w:r>
-      <w:proofErr w:type="spellStart"/>
-      <w:r>
-        <w:rPr>
-          <w:rFonts w:ascii="Times New Roman" w:eastAsia="Times New Roman" w:hAnsi="Times New Roman" w:cs="Times New Roman"/>
-          <w:sz w:val="24"/>
-          <w:szCs w:val="24"/>
-          <w:lang w:eastAsia="en-US"/>
-        </w:rPr>
-        <w:t>MongoDB</w:t>
-      </w:r>
-      <w:proofErr w:type="spellEnd"/>
-      <w:r>
-        <w:rPr>
-          <w:rFonts w:ascii="Times New Roman" w:eastAsia="Times New Roman" w:hAnsi="Times New Roman" w:cs="Times New Roman"/>
-          <w:sz w:val="24"/>
-          <w:szCs w:val="24"/>
-          <w:lang w:eastAsia="en-US"/>
-        </w:rPr>
-        <w:t xml:space="preserve">, </w:t>
-      </w:r>
-      <w:proofErr w:type="spellStart"/>
-      <w:r>
-        <w:rPr>
-          <w:rFonts w:ascii="Times New Roman" w:eastAsia="Times New Roman" w:hAnsi="Times New Roman" w:cs="Times New Roman"/>
-          <w:sz w:val="24"/>
-          <w:szCs w:val="24"/>
-          <w:lang w:eastAsia="en-US"/>
-        </w:rPr>
-        <w:t>PostgreSQL</w:t>
-      </w:r>
-      <w:proofErr w:type="spellEnd"/>
-      <w:r>
-        <w:rPr>
-          <w:rFonts w:ascii="Times New Roman" w:eastAsia="Times New Roman" w:hAnsi="Times New Roman" w:cs="Times New Roman"/>
-          <w:sz w:val="24"/>
-          <w:szCs w:val="24"/>
-          <w:lang w:eastAsia="en-US"/>
-        </w:rPr>
-        <w:t xml:space="preserve">, MySQL, </w:t>
+        <w:t xml:space="preserve">: MongoDB, PostgreSQL, MySQL, </w:t>
       </w:r>
       <w:proofErr w:type="spellStart"/>
       <w:r>
@@ -770,7 +670,6 @@
           <w:lang w:eastAsia="en-US"/>
         </w:rPr>
       </w:pPr>
-      <w:proofErr w:type="spellStart"/>
       <w:r>
         <w:rPr>
           <w:rFonts w:ascii="Times New Roman" w:eastAsia="Times New Roman" w:hAnsi="Times New Roman" w:cs="Times New Roman"/>
@@ -782,55 +681,14 @@
         </w:rPr>
         <w:t>DevOps</w:t>
       </w:r>
-      <w:proofErr w:type="spellEnd"/>
-      <w:r>
-        <w:rPr>
-          <w:rFonts w:ascii="Times New Roman" w:eastAsia="Times New Roman" w:hAnsi="Times New Roman" w:cs="Times New Roman"/>
-          <w:sz w:val="24"/>
-          <w:szCs w:val="24"/>
-          <w:lang w:eastAsia="en-US"/>
-        </w:rPr>
-        <w:t xml:space="preserve">: CI/CD, </w:t>
-      </w:r>
-      <w:proofErr w:type="spellStart"/>
-      <w:r>
-        <w:rPr>
-          <w:rFonts w:ascii="Times New Roman" w:eastAsia="Times New Roman" w:hAnsi="Times New Roman" w:cs="Times New Roman"/>
-          <w:sz w:val="24"/>
-          <w:szCs w:val="24"/>
-          <w:lang w:eastAsia="en-US"/>
-        </w:rPr>
-        <w:t>Docker</w:t>
-      </w:r>
-      <w:proofErr w:type="spellEnd"/>
-      <w:r>
-        <w:rPr>
-          <w:rFonts w:ascii="Times New Roman" w:eastAsia="Times New Roman" w:hAnsi="Times New Roman" w:cs="Times New Roman"/>
-          <w:sz w:val="24"/>
-          <w:szCs w:val="24"/>
-          <w:lang w:eastAsia="en-US"/>
-        </w:rPr>
-        <w:t xml:space="preserve">, </w:t>
-      </w:r>
-      <w:proofErr w:type="spellStart"/>
-      <w:r>
-        <w:rPr>
-          <w:rFonts w:ascii="Times New Roman" w:eastAsia="Times New Roman" w:hAnsi="Times New Roman" w:cs="Times New Roman"/>
-          <w:sz w:val="24"/>
-          <w:szCs w:val="24"/>
-          <w:lang w:eastAsia="en-US"/>
-        </w:rPr>
-        <w:t>GitHub</w:t>
-      </w:r>
-      <w:proofErr w:type="spellEnd"/>
-      <w:r>
-        <w:rPr>
-          <w:rFonts w:ascii="Times New Roman" w:eastAsia="Times New Roman" w:hAnsi="Times New Roman" w:cs="Times New Roman"/>
-          <w:sz w:val="24"/>
-          <w:szCs w:val="24"/>
-          <w:lang w:eastAsia="en-US"/>
-        </w:rPr>
-        <w:t xml:space="preserve"> Actions, AWS </w:t>
+      <w:r>
+        <w:rPr>
+          <w:rFonts w:ascii="Times New Roman" w:eastAsia="Times New Roman" w:hAnsi="Times New Roman" w:cs="Times New Roman"/>
+          <w:sz w:val="24"/>
+          <w:szCs w:val="24"/>
+          <w:lang w:eastAsia="en-US"/>
+        </w:rPr>
+        <w:t xml:space="preserve">: CI/CD, Docker, GitHub Actions, AWS </w:t>
       </w:r>
       <w:proofErr w:type="spellStart"/>
       <w:r>
@@ -1306,27 +1164,7 @@
           <w:szCs w:val="24"/>
           <w:lang w:eastAsia="en-US"/>
         </w:rPr>
-        <w:t xml:space="preserve">Coordinated end-to-end testing and CI/CD pipelines with </w:t>
-      </w:r>
-      <w:proofErr w:type="spellStart"/>
-      <w:r>
-        <w:rPr>
-          <w:rFonts w:ascii="Times New Roman" w:eastAsia="Times New Roman" w:hAnsi="Times New Roman" w:cs="Times New Roman"/>
-          <w:sz w:val="24"/>
-          <w:szCs w:val="24"/>
-          <w:lang w:eastAsia="en-US"/>
-        </w:rPr>
-        <w:t>GitHub</w:t>
-      </w:r>
-      <w:proofErr w:type="spellEnd"/>
-      <w:r>
-        <w:rPr>
-          <w:rFonts w:ascii="Times New Roman" w:eastAsia="Times New Roman" w:hAnsi="Times New Roman" w:cs="Times New Roman"/>
-          <w:sz w:val="24"/>
-          <w:szCs w:val="24"/>
-          <w:lang w:eastAsia="en-US"/>
-        </w:rPr>
-        <w:t xml:space="preserve"> Actions, enhancing deployment velocity while maintaining release integrity.</w:t>
+        <w:t>Coordinated end-to-end testing and CI/CD pipelines with GitHub Actions, enhancing deployment velocity while maintaining release integrity.</w:t>
       </w:r>
     </w:p>
     <w:p>
@@ -1505,27 +1343,7 @@
           <w:szCs w:val="24"/>
           <w:lang w:eastAsia="en-US"/>
         </w:rPr>
-        <w:t xml:space="preserve"> and </w:t>
-      </w:r>
-      <w:proofErr w:type="spellStart"/>
-      <w:r>
-        <w:rPr>
-          <w:rFonts w:ascii="Times New Roman" w:eastAsia="Times New Roman" w:hAnsi="Times New Roman" w:cs="Times New Roman"/>
-          <w:sz w:val="24"/>
-          <w:szCs w:val="24"/>
-          <w:lang w:eastAsia="en-US"/>
-        </w:rPr>
-        <w:t>Redux</w:t>
-      </w:r>
-      <w:proofErr w:type="spellEnd"/>
-      <w:r>
-        <w:rPr>
-          <w:rFonts w:ascii="Times New Roman" w:eastAsia="Times New Roman" w:hAnsi="Times New Roman" w:cs="Times New Roman"/>
-          <w:sz w:val="24"/>
-          <w:szCs w:val="24"/>
-          <w:lang w:eastAsia="en-US"/>
-        </w:rPr>
-        <w:t xml:space="preserve"> for dynamic client dashboards handling real-time transaction data feeds.</w:t>
+        <w:t xml:space="preserve"> and Redux for dynamic client dashboards handling real-time transaction data feeds.</w:t>
       </w:r>
     </w:p>
     <w:p>
@@ -1721,27 +1539,7 @@
           <w:szCs w:val="24"/>
           <w:lang w:eastAsia="en-US"/>
         </w:rPr>
-        <w:t xml:space="preserve">Set up </w:t>
-      </w:r>
-      <w:proofErr w:type="spellStart"/>
-      <w:r>
-        <w:rPr>
-          <w:rFonts w:ascii="Times New Roman" w:eastAsia="Times New Roman" w:hAnsi="Times New Roman" w:cs="Times New Roman"/>
-          <w:sz w:val="24"/>
-          <w:szCs w:val="24"/>
-          <w:lang w:eastAsia="en-US"/>
-        </w:rPr>
-        <w:t>Docker</w:t>
-      </w:r>
-      <w:proofErr w:type="spellEnd"/>
-      <w:r>
-        <w:rPr>
-          <w:rFonts w:ascii="Times New Roman" w:eastAsia="Times New Roman" w:hAnsi="Times New Roman" w:cs="Times New Roman"/>
-          <w:sz w:val="24"/>
-          <w:szCs w:val="24"/>
-          <w:lang w:eastAsia="en-US"/>
-        </w:rPr>
-        <w:t>-based development environments and implemented pre-deployment tests using Mocha and Cypress.</w:t>
+        <w:t>Set up Docker-based development environments and implemented pre-deployment tests using Mocha and Cypress.</w:t>
       </w:r>
     </w:p>
     <w:p>
@@ -1988,27 +1786,7 @@
           <w:szCs w:val="24"/>
           <w:lang w:eastAsia="en-US"/>
         </w:rPr>
-        <w:t xml:space="preserve"> for caching and </w:t>
-      </w:r>
-      <w:proofErr w:type="spellStart"/>
-      <w:r>
-        <w:rPr>
-          <w:rFonts w:ascii="Times New Roman" w:eastAsia="Times New Roman" w:hAnsi="Times New Roman" w:cs="Times New Roman"/>
-          <w:sz w:val="24"/>
-          <w:szCs w:val="24"/>
-          <w:lang w:eastAsia="en-US"/>
-        </w:rPr>
-        <w:t>PostgreSQL</w:t>
-      </w:r>
-      <w:proofErr w:type="spellEnd"/>
-      <w:r>
-        <w:rPr>
-          <w:rFonts w:ascii="Times New Roman" w:eastAsia="Times New Roman" w:hAnsi="Times New Roman" w:cs="Times New Roman"/>
-          <w:sz w:val="24"/>
-          <w:szCs w:val="24"/>
-          <w:lang w:eastAsia="en-US"/>
-        </w:rPr>
-        <w:t xml:space="preserve"> for relational data.</w:t>
+        <w:t xml:space="preserve"> for caching and PostgreSQL for relational data.</w:t>
       </w:r>
     </w:p>
     <w:p>
@@ -2209,7 +1987,6 @@
           <w:bCs/>
         </w:rPr>
       </w:pPr>
-      <w:proofErr w:type="spellStart"/>
       <w:r>
         <w:rPr>
           <w:rStyle w:val="Strong"/>
@@ -2218,17 +1995,7 @@
           <w:bCs/>
         </w:rPr>
         <w:lastRenderedPageBreak/>
-        <w:t>Decima</w:t>
-      </w:r>
-      <w:proofErr w:type="spellEnd"/>
-      <w:r>
-        <w:rPr>
-          <w:rStyle w:val="Strong"/>
-          <w:rFonts w:asciiTheme="majorBidi" w:hAnsiTheme="majorBidi" w:cstheme="majorBidi" w:hint="default"/>
-          <w:b/>
-          <w:bCs/>
-        </w:rPr>
-        <w:t xml:space="preserve"> Digital </w:t>
+        <w:t xml:space="preserve">Decima Digital </w:t>
       </w:r>
     </w:p>
     <w:p>
@@ -2364,27 +2131,7 @@
           <w:szCs w:val="24"/>
           <w:lang w:eastAsia="en-US"/>
         </w:rPr>
-        <w:t xml:space="preserve">Performed SQL and </w:t>
-      </w:r>
-      <w:proofErr w:type="spellStart"/>
-      <w:r>
-        <w:rPr>
-          <w:rFonts w:ascii="Times New Roman" w:eastAsia="Times New Roman" w:hAnsi="Times New Roman" w:cs="Times New Roman"/>
-          <w:sz w:val="24"/>
-          <w:szCs w:val="24"/>
-          <w:lang w:eastAsia="en-US"/>
-        </w:rPr>
-        <w:t>NoSQL</w:t>
-      </w:r>
-      <w:proofErr w:type="spellEnd"/>
-      <w:r>
-        <w:rPr>
-          <w:rFonts w:ascii="Times New Roman" w:eastAsia="Times New Roman" w:hAnsi="Times New Roman" w:cs="Times New Roman"/>
-          <w:sz w:val="24"/>
-          <w:szCs w:val="24"/>
-          <w:lang w:eastAsia="en-US"/>
-        </w:rPr>
-        <w:t xml:space="preserve"> database tuning for improved response times under traffic surges.</w:t>
+        <w:t>Performed SQL and NoSQL database tuning for improved response times under traffic surges.</w:t>
       </w:r>
     </w:p>
     <w:p>
@@ -2671,27 +2418,7 @@
           <w:szCs w:val="24"/>
           <w:lang w:eastAsia="en-US"/>
         </w:rPr>
-        <w:t xml:space="preserve">Developed internal tools and CRUD applications using JavaScript, Bootstrap, and </w:t>
-      </w:r>
-      <w:proofErr w:type="spellStart"/>
-      <w:r>
-        <w:rPr>
-          <w:rFonts w:ascii="Times New Roman" w:eastAsia="Times New Roman" w:hAnsi="Times New Roman" w:cs="Times New Roman"/>
-          <w:sz w:val="24"/>
-          <w:szCs w:val="24"/>
-          <w:lang w:eastAsia="en-US"/>
-        </w:rPr>
-        <w:t>jQuery</w:t>
-      </w:r>
-      <w:proofErr w:type="spellEnd"/>
-      <w:r>
-        <w:rPr>
-          <w:rFonts w:ascii="Times New Roman" w:eastAsia="Times New Roman" w:hAnsi="Times New Roman" w:cs="Times New Roman"/>
-          <w:sz w:val="24"/>
-          <w:szCs w:val="24"/>
-          <w:lang w:eastAsia="en-US"/>
-        </w:rPr>
-        <w:t xml:space="preserve">, later transitioning to </w:t>
+        <w:t xml:space="preserve">Developed internal tools and CRUD applications using JavaScript, Bootstrap, and jQuery, later transitioning to </w:t>
       </w:r>
       <w:proofErr w:type="gramStart"/>
       <w:r>
@@ -2737,27 +2464,7 @@
           <w:szCs w:val="24"/>
           <w:lang w:eastAsia="en-US"/>
         </w:rPr>
-        <w:t xml:space="preserve">Contributed to Node.js backend routes and implemented </w:t>
-      </w:r>
-      <w:proofErr w:type="spellStart"/>
-      <w:r>
-        <w:rPr>
-          <w:rFonts w:ascii="Times New Roman" w:eastAsia="Times New Roman" w:hAnsi="Times New Roman" w:cs="Times New Roman"/>
-          <w:sz w:val="24"/>
-          <w:szCs w:val="24"/>
-          <w:lang w:eastAsia="en-US"/>
-        </w:rPr>
-        <w:t>RESTful</w:t>
-      </w:r>
-      <w:proofErr w:type="spellEnd"/>
-      <w:r>
-        <w:rPr>
-          <w:rFonts w:ascii="Times New Roman" w:eastAsia="Times New Roman" w:hAnsi="Times New Roman" w:cs="Times New Roman"/>
-          <w:sz w:val="24"/>
-          <w:szCs w:val="24"/>
-          <w:lang w:eastAsia="en-US"/>
-        </w:rPr>
-        <w:t xml:space="preserve"> APIs for data collection and client-side rendering.</w:t>
+        <w:t>Contributed to Node.js backend routes and implemented RESTful APIs for data collection and client-side rendering.</w:t>
       </w:r>
     </w:p>
     <w:p>
@@ -3594,27 +3301,7 @@
           <w:szCs w:val="24"/>
           <w:lang w:eastAsia="en-US"/>
         </w:rPr>
-        <w:t xml:space="preserve">Designed secure APIs with JWT, role-based access, and encryption-at-rest practices integrated into AWS and </w:t>
-      </w:r>
-      <w:proofErr w:type="spellStart"/>
-      <w:r>
-        <w:rPr>
-          <w:rFonts w:ascii="Times New Roman" w:eastAsia="Times New Roman" w:hAnsi="Times New Roman" w:cs="Times New Roman"/>
-          <w:sz w:val="24"/>
-          <w:szCs w:val="24"/>
-          <w:lang w:eastAsia="en-US"/>
-        </w:rPr>
-        <w:t>PostgreSQL</w:t>
-      </w:r>
-      <w:proofErr w:type="spellEnd"/>
-      <w:r>
-        <w:rPr>
-          <w:rFonts w:ascii="Times New Roman" w:eastAsia="Times New Roman" w:hAnsi="Times New Roman" w:cs="Times New Roman"/>
-          <w:sz w:val="24"/>
-          <w:szCs w:val="24"/>
-          <w:lang w:eastAsia="en-US"/>
-        </w:rPr>
-        <w:t xml:space="preserve"> stack.</w:t>
+        <w:t>Designed secure APIs with JWT, role-based access, and encryption-at-rest practices integrated into AWS and PostgreSQL stack.</w:t>
       </w:r>
     </w:p>
     <w:p>
@@ -8105,7 +7792,6 @@
       <w:jc w:val="both"/>
     </w:pPr>
     <w:tblPr>
-      <w:tblInd w:w="0" w:type="dxa"/>
       <w:tblBorders>
         <w:top w:val="single" w:sz="4" w:space="0" w:color="auto"/>
         <w:left w:val="single" w:sz="4" w:space="0" w:color="auto"/>
@@ -8114,12 +7800,6 @@
         <w:insideH w:val="single" w:sz="4" w:space="0" w:color="auto"/>
         <w:insideV w:val="single" w:sz="4" w:space="0" w:color="auto"/>
       </w:tblBorders>
-      <w:tblCellMar>
-        <w:top w:w="0" w:type="dxa"/>
-        <w:left w:w="108" w:type="dxa"/>
-        <w:bottom w:w="0" w:type="dxa"/>
-        <w:right w:w="108" w:type="dxa"/>
-      </w:tblCellMar>
     </w:tblPr>
   </w:style>
   <w:style w:type="paragraph" w:styleId="ListParagraph">
@@ -8418,7 +8098,6 @@
       <w:jc w:val="both"/>
     </w:pPr>
     <w:tblPr>
-      <w:tblInd w:w="0" w:type="dxa"/>
       <w:tblBorders>
         <w:top w:val="single" w:sz="4" w:space="0" w:color="auto"/>
         <w:left w:val="single" w:sz="4" w:space="0" w:color="auto"/>
@@ -8427,12 +8106,6 @@
         <w:insideH w:val="single" w:sz="4" w:space="0" w:color="auto"/>
         <w:insideV w:val="single" w:sz="4" w:space="0" w:color="auto"/>
       </w:tblBorders>
-      <w:tblCellMar>
-        <w:top w:w="0" w:type="dxa"/>
-        <w:left w:w="108" w:type="dxa"/>
-        <w:bottom w:w="0" w:type="dxa"/>
-        <w:right w:w="108" w:type="dxa"/>
-      </w:tblCellMar>
     </w:tblPr>
   </w:style>
   <w:style w:type="paragraph" w:styleId="ListParagraph">
